--- a/companies/meridian-actuarial/People/2018.08.13 - Onboarding - Amanda White.docx
+++ b/companies/meridian-actuarial/People/2018.08.13 - Onboarding - Amanda White.docx
@@ -3,36 +3,57 @@
 <w:document xmlns:wpc="http://schemas.microsoft.com/office/word/2010/wordprocessingCanvas" xmlns:mo="http://schemas.microsoft.com/office/mac/office/2008/main" xmlns:mc="http://schemas.openxmlformats.org/markup-compatibility/2006" xmlns:mv="urn:schemas-microsoft-com:mac:vml" xmlns:o="urn:schemas-microsoft-com:office:office" xmlns:r="http://schemas.openxmlformats.org/officeDocument/2006/relationships" xmlns:m="http://schemas.openxmlformats.org/officeDocument/2006/math" xmlns:v="urn:schemas-microsoft-com:vml" xmlns:wp14="http://schemas.microsoft.com/office/word/2010/wordprocessingDrawing" xmlns:wp="http://schemas.openxmlformats.org/drawingml/2006/wordprocessingDrawing" xmlns:w10="urn:schemas-microsoft-com:office:word" xmlns:w="http://schemas.openxmlformats.org/wordprocessingml/2006/main" xmlns:w14="http://schemas.microsoft.com/office/word/2010/wordml" xmlns:wpg="http://schemas.microsoft.com/office/word/2010/wordprocessingGroup" xmlns:wpi="http://schemas.microsoft.com/office/word/2010/wordprocessingInk" xmlns:wne="http://schemas.microsoft.com/office/word/2006/wordml" xmlns:wps="http://schemas.microsoft.com/office/word/2010/wordprocessingShape" mc:Ignorable="w14 wp14">
   <w:body>
     <w:p>
-      <w:pPr>
-        <w:pStyle w:val="Heading1"/>
-      </w:pPr>
       <w:r>
-        <w:t>Onboarding Record: Amanda White</w:t>
+        <w:t>Amanda White, welcome aboard. By the time you read this you will have met most of us, but I like to put a few things down in writing so your first weeks are not a matter of catching people in the hallway. Consider this the short version of how we work and where you fit.</w:t>
       </w:r>
     </w:p>
     <w:p>
       <w:r>
-        <w:t>Amanda White joins the firm as an Actuarial Associate in the consulting practice. The record below is what she was told on arrival.</w:t>
+        <w:t>You come in as an Actuarial Associate on the consulting side. Your early work will be the backbone of our valuations: assembling the exhibits, running the reconciliations that feed them, and tying every figure back to the client data it came from. It is exacting work and it matters, because a report is only as sound as the reconciliation beneath it. You will report to Jennifer Vasquez, our Consulting Actuary. She sets the valuation schedule, and she is your first stop whenever a number or an assumption does not sit right.</w:t>
       </w:r>
     </w:p>
     <w:p>
       <w:r>
-        <w:t>Her work will be valuation support: census and asset file intake, data reconciliation, exhibit preparation, and the correspondence with client staff that keeps a data request from turning into three weeks of silence. She has more aptitude for that correspondence than most associates at her stage, and I intend to use it, within limits. A note that gets an answer the same day is worth a great deal to an engagement running against a reporting deadline. It is worth nothing at all if it commits us to something we have not measured. She sits with the consulting staff. Anything she sends outside the firm comes past a credentialed actuary first, which is the rule for everyone and not a judgment about her.</w:t>
+        <w:t>A few things to get you oriented:</w:t>
+      </w:r>
+    </w:p>
+    <w:p>
+      <w:pPr>
+        <w:pStyle w:val="ListBullet"/>
+      </w:pPr>
+      <w:r>
+        <w:t>Start by reconciling a live valuation file end to end, and do not be shy about the parts that will not tie. Finding the discrepancy is the job; smoothing it over is not.</w:t>
+      </w:r>
+    </w:p>
+    <w:p>
+      <w:pPr>
+        <w:pStyle w:val="ListBullet"/>
+      </w:pPr>
+      <w:r>
+        <w:t>When something looks wrong, raise it before it reaches a draft. Nothing that leaves this office should carry a discrepancy someone noticed and let pass.</w:t>
+      </w:r>
+    </w:p>
+    <w:p>
+      <w:pPr>
+        <w:pStyle w:val="ListBullet"/>
+      </w:pPr>
+      <w:r>
+        <w:t>Keep measurement, assumption, and conclusion in separate sentences. It is the house habit, and you will pick it up faster than you expect.</w:t>
       </w:r>
     </w:p>
     <w:p>
       <w:r>
-        <w:t>Logistics for the first period are ordinary. Workstation, network account, and engagement file access on day one. Timekeeping, benefits, and the exam support policy with the practice manager in the first week; the exam schedule is her own to manage, and she should tell us her sittings early enough that we can staff around them rather than late enough that we cannot. She reads the engagement letter for a client before she works on that client, every time, and she should expect to be asked what the scope paragraph says. Client data stays in the office and stays inside the firm.</w:t>
+        <w:t>You are coming in at a busy stretch, which here is closer to the norm than the exception. The book has grown and the valuation calendar is full. None of that changes how we work. A crowded schedule is a reason to be more careful with a reconciliation, not less, because the pull to wave a figure through is strongest exactly when a wrong one would do the most damage. You will feel that pull. Name the discrepancy anyway, and let us sort it together.</w:t>
       </w:r>
     </w:p>
     <w:p>
       <w:r>
-        <w:t>One habit to learn early, because it is the habit this firm is built on: state what the data show, then what was assumed, then what you conclude, and do not let one sentence carry two of those. Associates arrive stating conclusions a shade more firmly than the evidence supports. It is common, it is correctable, and we correct it in review, which is why the review exists. Amanda White should not take the red ink personally. A qualifier in an actuarial report is not timidity, it is accuracy, and she will understand the difference the first time somebody reads a sentence of hers back to her in a room where it matters. Until then she can take it on my authority, which is the only shortcut on offer here.</w:t>
+        <w:t>The work moves quickly once you are settled, so ask for the underlying files whenever a summary looks a shade too clean. That instinct is one of the reasons we hired you. Come find me in your first week and we will walk a current valuation together. We are glad to have you here.</w:t>
       </w:r>
     </w:p>
     <w:p>
       <w:r>
-        <w:t>Robert Lawrence, Managing Actuary. Copy to the personnel file.</w:t>
+        <w:t>Robert Lawrence, Managing Actuary</w:t>
       </w:r>
     </w:p>
     <w:sectPr>
